--- a/AI_Email_Agent_Setup_Guide.docx
+++ b/AI_Email_Agent_Setup_Guide.docx
@@ -221,7 +221,7 @@
           </w:tcPr>
           <w:p>
             <w:r>
-              <w:t>An API key for one supported provider; the current shared configuration selects Google Gemini</w:t>
+              <w:t>An API key for one supported provider; the current shared configuration selects OpenRouter</w:t>
             </w:r>
           </w:p>
         </w:tc>
@@ -428,7 +428,7 @@
         <w:t>Choose a provider</w:t>
       </w:r>
       <w:r>
-        <w:t xml:space="preserve">  Select Google Gemini, OpenAI, or Anthropic as the AI engine.</w:t>
+        <w:t xml:space="preserve">  Select OpenRouter, Google Gemini, OpenAI, or Anthropic as the AI engine.</w:t>
       </w:r>
     </w:p>
     <w:p>
@@ -447,12 +447,30 @@
     </w:p>
     <w:p>
       <w:r>
-        <w:t>The current configuration uses Google Gemini with the gemini-3.6-flash model. OpenAI and Anthropic settings remain available, but the app will use only the provider selected in Settings.</w:t>
+        <w:t>The current configuration uses OpenRouter with the google/gemini-2.5-flash model slug. OpenAI, direct Google Gemini, and Anthropic settings remain available, and the app can fall back to another configured provider if the preferred provider is unavailable.</w:t>
       </w:r>
     </w:p>
     <w:p>
       <w:r>
         <w:t>Use a separate API key for each recipient when possible. This makes usage easier to audit and lets one person's key be revoked without affecting everyone else.</w:t>
+      </w:r>
+    </w:p>
+    <w:p>
+      <w:pPr>
+        <w:pStyle w:val="Heading1"/>
+      </w:pPr>
+      <w:r>
+        <w:t>Use the Outlook reply signature</w:t>
+      </w:r>
+    </w:p>
+    <w:p>
+      <w:r>
+        <w:t>When a matching Classic Outlook reply signature exists on the computer, the app appends that signature to provider drafts and includes its inline images. The dashboard shows whether a matching signature was found for the connected mailbox.</w:t>
+      </w:r>
+    </w:p>
+    <w:p>
+      <w:r>
+        <w:t>Create the reply signature in Classic Outlook for the same mailbox used by this app. If no matching signature exists, replies are still drafted and sent, but they are sent without a signature footer.</w:t>
       </w:r>
     </w:p>
     <w:p>
@@ -541,7 +559,6 @@
     <w:p>
       <w:pPr>
         <w:pStyle w:val="Heading1"/>
-        <w:pageBreakBefore/>
       </w:pPr>
       <w:r>
         <w:t>Permissions and privacy</w:t>
